--- a/example_articles/states/Oregon/3.states_Oregon_New_York_Times.docx
+++ b/example_articles/states/Oregon/3.states_Oregon_New_York_Times.docx
@@ -7,7 +7,7 @@
         <w:pStyle w:val="Heading1"/>
       </w:pPr>
       <w:r>
-        <w:t>Pride in Working on Show, but Off the Set the Pressure Was 'Just Brutal'</w:t>
+        <w:t>'Ugly Crying' Along Paths To Power</w:t>
       </w:r>
     </w:p>
     <w:p>
@@ -17,17 +17,17 @@
     </w:p>
     <w:p>
       <w:r>
-        <w:t>Date: 2018-05-31</w:t>
+        <w:t>Date: 2019-05-06</w:t>
       </w:r>
     </w:p>
     <w:p>
       <w:r>
-        <w:t>Section: Section A; Column 0; National Desk; Pg. 18</w:t>
+        <w:t>Section: Section C; Column 0; The Arts/Cultural Desk; Pg. 1</w:t>
       </w:r>
     </w:p>
     <w:p>
       <w:r>
-        <w:t>Source File: NYT/23.DOCX</w:t>
+        <w:t>Source File: NYT/22.DOCX</w:t>
       </w:r>
     </w:p>
     <w:p>
@@ -49,64 +49,50 @@
     </w:p>
     <w:p>
       <w:r>
-        <w:t>It was an incredibly exciting time to be a writer on ''Roseanne.''</w:t>
+        <w:t>In the opening moments of the documentary ''Knock Down the House,'' the candidate Alexandria Ocasio-Cortez is looking in a mirror, dabbing on makeup and talking to the camera about the widely divergent standards for male and female politicians. As a neophyte in an entrenched system, she says, she is bracing herself. Then again, she adds, ''How do you prepare for something you don't know is coming?''</w:t>
         <w:br/>
-        <w:t xml:space="preserve">The revived ABC sitcom was the No. 1 new show in the country, delivering an audience that network television had not seen in years. The show was quickly renewed for another season, giving everyone a sense of accomplishment, not to mention job security. </w:t>
+        <w:t xml:space="preserve">That's the question that ''Knock Down the House'' tries to answer, as it follows four long-shot candidates, all women, vying to unseat veteran Democratic politicians -- all men -- in the 2018 primaries. Arriving this week on Netflix and in select theaters, the film has already received rapturous attention and produced floods of inspired tears on the festival circuit, earning a top audience prize at Sundance this year, where Netflix bought it for a reported $10 million, a record for a documentary. </w:t>
         <w:br/>
-        <w:t xml:space="preserve">  But for all the success, there was also a vague sense of foreboding. The writers' social media accounts were flooded with negative comments. Articles posted online criticized jokes and plots. Their friends in the liberal enclave of Los Angeles would occasionally tsk-tsk that they worked on the show. And, of course, there was Roseanne Barr, the show's star and co-creator, and her history of volatile public comments.</w:t>
+        <w:t xml:space="preserve">  For AOC fans -- and probably her critics, too -- it offers revealing footage of the upstart New York congresswoman before she became a media and political sensation: hauling ice at her day job as a bartender; confessing insecurities and reciting affirmations inside the modest Bronx apartment she shares with her boyfriend. She and the other women, in races across the country, deliver a warts-and-all look at what grass-roots campaigning means, with few restrictions for the filmmakers.</w:t>
         <w:br/>
-        <w:t xml:space="preserve">  ''It was hard for us once we started airing and we started to see some of the stuff that came out,'' said Bruce Rasmussen, an executive producer of the series. ''It was just brutal: 'How dare they give her a show? How dare they write for her?'</w:t>
+        <w:t xml:space="preserve">  ''I kind of wanted to make the process as raw and as accessible as possible,'' Ocasio-Cortez, 29, said in a recent interview. A few months into office, she's still adjusting to the trappings of the role. ''Hey, this is Alex,'' she said at the beginning of the call, then caught herself: ''I guess Congresswoman ....'' Nope, not right either. ''You can call me Alexandria,'' she concluded and laughed.</w:t>
         <w:br/>
-        <w:t xml:space="preserve">  ''It was a certain amount of pressure,'' he continued. ''You're the No. 1 show, and people are coming after you on the web and you're getting attacked by 50 percent of the press.''</w:t>
+        <w:t xml:space="preserve">  She agreed to let a filmmaker tail her even before she filed her paperwork to run -- even before she had decided to run, really -- because she wanted to document how to organize an insurgent campaign, she said, especially as a working-class person. That sentiment was echoed by the other candidates: Cori Bush of St. Louis; Amy Vilela of Las Vegas; and Paula Jean Swearengin, from Coal City, W.Va. ''I felt that we had to stop reinventing the wheel every single time a normal person decided to run for office,'' Ocasio-Cortez said, ''and make it accessible, so we can learn and iterate. Our democracy is supposed to belong to everyday people.''</w:t>
         <w:br/>
-        <w:t xml:space="preserve">  In the wake of ABC's cancellation of ''Roseanne'' on Tuesday, only hours after Ms. Barr posted a racist tweet about Valerie Jarrett, a former senior adviser to President Barack Obama, those who worked for the network and the show were still trying to come to grips with how everything had collapsed so suddenly.</w:t>
+        <w:t xml:space="preserve">  For Rachel Lears, who directed and shot the movie, co-written with her husband, Robin Blotnick, who also edited it, it was a boots-on-the-ground investigation of how to change political power. ''I hope that this story does push people to think about participating in different ways,'' Lears, 41, said.</w:t>
         <w:br/>
-        <w:t xml:space="preserve">  ''In the end, it came down to doing what's right and upholding our values of inclusion, tolerance and civility,'' Ben Sherwood, the head of ABC's television group, said in an email to employees on Wednesday. He added, ''The last 24 hours have also been a powerful reminder of the importance of words in everything we do -- online and on the air.''</w:t>
+        <w:t xml:space="preserve">  She approached the progressive organizations Brand New Congress and, later, Justice Democrats, which were recruiting novice candidates; she interviewed two dozen of them, she said, including some men, before settling on the four women, because she thought that win or lose, they'd be compelling to watch. ''They all had very personal reasons for what they were doing,'' she said, catapulting themselves into politics out of family tragedy, economic hardship, environmental anguish or a quest for social justice. Their geographic diversity, gender and race -- in what became a historic midterm for women and people of color -- was meant to illustrate ''a group that would make a national movement,'' Lears said.</w:t>
         <w:br/>
-        <w:t xml:space="preserve">  By late Tuesday, Ms. Barr had returned to Twitter and, over several hours, sent or retweeted more than 100 messages.</w:t>
+        <w:t xml:space="preserve">  Still, said Blotnick, ''we were totally prepared for all four candidates to lose.''</w:t>
         <w:br/>
-        <w:t xml:space="preserve">  In one, she apologized to her crew for costing its members their jobs, and in another she apologized to Ms. Jarrett, blaming the drug Ambien for her racist tweet. But she also responded to a message falsely claiming that the ABC entertainment president Channing Dungey consulted with Michelle Obama about the show's cancellation. ''Is this true?'' Ms. Barr asked. She also retweeted a message from President Trump that said the Disney chief executive Robert A. Iger had never apologized to him ''for the HORRIBLE statements made and said about me on ABC.''</w:t>
+        <w:t xml:space="preserve">  Ocasio-Cortez's story became the movie's spine, in part because the couple was also based in New York -- their shoestring budget didn't allow them to travel to the other candidates as much. (They filmed for a year before getting outside financing, via Kickstarter; only after Ocasio-Cortez won her primary in June 2018 did they feel confident about securing industry backing.) Their son, now 3, also accompanied them on the road. ''We didn't have child care, so that was my job,'' Blotnick, 39, said.</w:t>
         <w:br/>
-        <w:t xml:space="preserve">  And on Wednesday afternoon, Ms. Barr hinted that she might not leave ABC quietly. ''You guys make me feel like fighting back,'' she wrote. ''I will examine all of my options carefully and get back to U.''</w:t>
+        <w:t xml:space="preserve">  Their working-parent juggle endeared them to their subjects, three of whom are mothers in their 40s and all of whom went without as they campaigned, too. Vilela, running for a House seat, quit her job as a financial executive and sold her family's home. ''We had to downsize everything,'' she said. ''We ended up going into debt.'' She wanted to be part of a political shift ''more than I loved the benefits of my lifestyle and the career I held.''</w:t>
         <w:br/>
-        <w:t xml:space="preserve">  One of the show's executive producers, Tom Werner, said in a statement that he hoped ''Roseanne seeks the help she so clearly needs.''</w:t>
+        <w:t xml:space="preserve">  Equally tough was the choice to depict the emotional moment when she lost. ''As a businesswoman, you're always told, 'You should never let them see you cry,''' Vilela said. ''But at the end, it came down to: Darn it, I wish more of our politicians would cry.''</w:t>
         <w:br/>
-        <w:t xml:space="preserve">  Ms. Barr's often controversial Twitter presence -- she is an outspoken supporter of Mr. Trump and has tweeted out messages espousing fringe conspiracy theories -- was nothing new to ABC.</w:t>
+        <w:t xml:space="preserve">  On primary night, she got a supportive call from Ocasio-Cortez. ''What I love about the vulnerability that we see, throughout this entire film from everybody -- it shows the world a different model of strength,'' Ocasio-Cortez said. ''You know, I'm like ugly crying on a screen.''</w:t>
         <w:br/>
-        <w:t xml:space="preserve">  The network proudly promoted Ms. Barr as part of a broader strategy to appeal to more of the country after Mr. Trump's presidential election win.</w:t>
+        <w:t xml:space="preserve">  That her vulnerabilities may now be fodder for Republicans doesn't faze her. ''I already know they're going to screen grab shots of me crying and make memes out of it,'' she said. Bring it, was her message. ''I think the fact that you have nothing to hide is a huge and intimidating strength,'' she said.</w:t>
         <w:br/>
-        <w:t xml:space="preserve">  The show's rebirth was the brainchild of Sara Gilbert, the actress who plays one of Roseanne Conner's daughters. Ms. Gilbert and other producers for the show felt that a comedy centered on a working-class family would be perfectly timed to a moment when the country was so divided.</w:t>
+        <w:t xml:space="preserve">  Despite the filmmakers' repeated requests, Lears said, none of the women's opponents agreed to be interviewed for the documentary. Swearengin, a coal miner's daughter and environmental activist, who works as a medical biller, challenged the wealthy West Virginia Senator Joe Manchin. Institutional resistance, she said, came ''not only because I was a woman, but because I was a poor girl from the coal fields -- which was the appeal to a lot of West Virginians.'' (In a red state, she earned more votes than the winner in the Republican primary.)</w:t>
         <w:br/>
-        <w:t xml:space="preserve">  But after the show premiered, there was growing frustration among ABC executives that Ms. Barr's Twitter controversies continued.</w:t>
+        <w:t xml:space="preserve">  Cori Bush, a St. Louis nurse who was active around the protests in Ferguson, Mo., and who ran against a long-term congressman, Lacy Clay, said she, too, felt pushback because of her identity. ''I heard things, wow,'' she said, like, ''I need to have a husband in order to run. I also heard that I needed to change my hair, that braids looked unprofessional. And if I wanted to get into certain rooms with real people who were real donors, I could never look like a nurse.''</w:t>
         <w:br/>
-        <w:t xml:space="preserve">  Still, the network desperately needed a hit, perhaps a reason it was willing to let some of Ms. Barr's more outlandish statements go. ''Roseanne,'' along with the rookie drama ''The Good Doctor,'' has helped put the network on better footing, though it will finish the 2017-18 TV season in last place for the third straight year.</w:t>
+        <w:t xml:space="preserve">  But for her, part of the point of running was looking exactly like who she was. ''Representation is important,'' she said. ''I'm a nurse because I saw a black woman working as a nurse and that taught me that I can do this. And in the same way, I want other black girls to see that it's O.K., that you can do this.''</w:t>
         <w:br/>
-        <w:t xml:space="preserve">  Initially, the writers on ''Roseanne'' were able to work within a bit of a blissful vacuum. The entire season had been written and shot before the premiere episode aired in late March.</w:t>
+        <w:t xml:space="preserve">  She has already filed to run again.</w:t>
         <w:br/>
-        <w:t xml:space="preserve">  Ms. Barr's on-set presence had also mellowed significantly from what it was during the show's initial run in the 1990s, when she developed a reputation for being difficult to work with and treating her writers with little respect.</w:t>
+        <w:t xml:space="preserve">  Given the filmmakers' access and Ocasio-Cortez's unprecedented trajectory, the movie could have just been about her. But they never considered eliminating the other women, said Blotnick, the editor. ''If we were only to show what happened in her race, we could risk falling into fairy-tale territory,'' he said.</w:t>
         <w:br/>
-        <w:t xml:space="preserve">  Mr. Rasmussen, who was a supervising producer for one season on the old show before being fired, said there was a sense of purpose this time that the show could speak to a segment of the country that was often overlooked in prime-time TV.</w:t>
+        <w:t xml:space="preserve">  If anything unsettled Ocasio-Cortez, it was exposing her relationship with her boyfriend, Riley Roberts, which the couple has otherwise tried to keep under wraps. ''It is this one part of my life that I've been able to take refuge in,'' she said. She was most nervous, she added, that Roberts, a web consultant who doesn't have a visible social media presence, would face the same scrutiny she has. No more sweatpants in public, she warned.</w:t>
         <w:br/>
-        <w:t xml:space="preserve">  ''Everyone trusted each other, and we were all on the same team,'' he said.</w:t>
+        <w:t xml:space="preserve">  But being in the film was also therapeutic for her, she said, allowing her to reflect on the campaign as it happened. And as an origin story, she hopes it provides some clarity. ''Sometimes when I'm in D.C., people think I'm like this alien, you know?'' she said. Why are she and her squad of boundary-breaking newbie congresswomen so outspoken, so demanding? The movie has an answer: ''Because you see the blood, sweat and tears that it took just for us to get a seat at the table. It brings a different intensity and urgency.''</w:t>
         <w:br/>
-        <w:t xml:space="preserve">  But by time the show aired, things had changed, and the show had become a lightning rod. Mr. Trump and conservative commentators praised the show for its depiction of a Trump supporter, while some on the left expressed reservations about even watching it.</w:t>
-        <w:br/>
-        <w:t xml:space="preserve">  And then there was the nagging, relentless presence of Ms. Barr's Twitter feed.</w:t>
-        <w:br/>
-        <w:t xml:space="preserve">  ''We didn't know what was going to happen,'' Mr. Rasmussen said of her Twitter account. ''She would tweet stuff, then apologize and get off Twitter, and then it would get better. And then it would blow up again. I followed her to just see what was coming. Some of the other writers couldn't do it, just because they couldn't handle the stress of it.''</w:t>
-        <w:br/>
-        <w:t xml:space="preserve">  By season's end, Whitney Cummings, a liberal comedian and the sitcom's show runner, had left the series. Other writers left, some of them saying that their social media accounts had been overwhelmed by negative comments, Mr. Rasmussen said, adding that there was a 50 percent staff turnover after the first season.</w:t>
-        <w:br/>
-        <w:t xml:space="preserve">  But there was a sense of optimism heading into Tuesday as a group of writers and producers prepared to gather in Studio City, Calif., to discuss the show's second season, which was slated to start in September. That changed quickly, first with Ms. Barr's tweet and then with ABC's speedy announcement that the show was canceled.</w:t>
-        <w:br/>
-        <w:t xml:space="preserve">  A brief and strange run had come to a swift conclusion.</w:t>
-        <w:br/>
-        <w:t xml:space="preserve">  ''My friends would say, 'Oh, my god, you're the No. 1 show,' and since they weren't reading as much press as we were, they would also say, 'Oh, my god, that must be so exciting,''' Mr. Rasmussen said.</w:t>
-        <w:br/>
-        <w:t xml:space="preserve">  ''But there was always the other side of it,'' he continued, ''which is looking at the critics and the people going after the show and going after you specifically sometimes. It was tough.''</w:t>
+        <w:t xml:space="preserve">  Watching the movie motivates her, too. ''It's a reminder of the energy that it took to get here, and what an enormous opportunity this is. It makes me feel like I have to squeeze every drop out of it.''</w:t>
         <w:br/>
         <w:br/>
-        <w:t>https://www.nytimes.com/2018/05/30/business/media/working-on-roseanne-show.html</w:t>
+        <w:t>https://www.nytimes.com/2019/05/03/movies/knock-down-the-house-netflix.html</w:t>
         <w:br/>
         <w:br/>
         <w:t>Graphic</w:t>
@@ -114,7 +100,11 @@
         <w:br/>
         <w:t xml:space="preserve"> </w:t>
         <w:br/>
-        <w:t>PHOTO: The staff of ''Roseanne'' was heartened by its runaway success, but the star's volatile personality quickly became a distraction. (PHOTOGRAPH BY ADAM ROSE, VIA GETTY IMAGES)</w:t>
+        <w:t>PHOTOS: Alexandria Ocasio-Cortez wanted to show how to organize an insurgent campaign. (PHOTOGRAPH BY NETFLIX, VIA ASSOCIATED PRESS) (C1)</w:t>
+        <w:br/>
+        <w:t>Alexandria Ocasio-Cortez, now a congresswoman from New York, above, and Cori Bush, far left, of St. Louis, who plans to run for Congress again in 2020, in scenes from ''Knock Down the House,'' a film by Rachel Lears and Robin Blotnick, near left. (PHOTOGRAPHS BY NETFLIX</w:t>
+        <w:br/>
+        <w:t xml:space="preserve"> TAWNI BANNISTER FOR THE NEW YORK TIMES) (C5)</w:t>
       </w:r>
     </w:p>
     <w:sectPr>

--- a/example_articles/states/Oregon/3.states_Oregon_New_York_Times.docx
+++ b/example_articles/states/Oregon/3.states_Oregon_New_York_Times.docx
@@ -27,17 +27,17 @@
     </w:p>
     <w:p>
       <w:r>
-        <w:t>Source File: NYT/22.DOCX</w:t>
+        <w:t>Source file: NYT/22.DOCX</w:t>
       </w:r>
     </w:p>
     <w:p>
       <w:r>
-        <w:t>Raw locations result: ['Oregon']</w:t>
+        <w:t>Raw locations result, 'locations': ['Oregon']</w:t>
       </w:r>
     </w:p>
     <w:p>
       <w:r>
-        <w:t>states_stand_flat (Standardized): Oregon</w:t>
+        <w:t>Standardized locations result, 'states_stand_flat': Oregon</w:t>
       </w:r>
     </w:p>
     <w:p>

--- a/example_articles/states/Oregon/3.states_Oregon_New_York_Times.docx
+++ b/example_articles/states/Oregon/3.states_Oregon_New_York_Times.docx
@@ -7,7 +7,7 @@
         <w:pStyle w:val="Heading1"/>
       </w:pPr>
       <w:r>
-        <w:t>'Ugly Crying' Along Paths To Power</w:t>
+        <w:t>Lorelei</w:t>
       </w:r>
     </w:p>
     <w:p>
@@ -17,17 +17,17 @@
     </w:p>
     <w:p>
       <w:r>
-        <w:t>Date: 2019-05-06</w:t>
+        <w:t>Date: 2021-07-30</w:t>
       </w:r>
     </w:p>
     <w:p>
       <w:r>
-        <w:t>Section: Section C; Column 0; The Arts/Cultural Desk; Pg. 1</w:t>
+        <w:t>Section: Section C; Column 0; Movies, Performing Arts/Weekend Desk; Pg. 4</w:t>
       </w:r>
     </w:p>
     <w:p>
       <w:r>
-        <w:t>Source file: NYT/22.DOCX</w:t>
+        <w:t>Source file: NYT/7.DOCX</w:t>
       </w:r>
     </w:p>
     <w:p>
@@ -49,50 +49,24 @@
     </w:p>
     <w:p>
       <w:r>
-        <w:t>In the opening moments of the documentary ''Knock Down the House,'' the candidate Alexandria Ocasio-Cortez is looking in a mirror, dabbing on makeup and talking to the camera about the widely divergent standards for male and female politicians. As a neophyte in an entrenched system, she says, she is bracing herself. Then again, she adds, ''How do you prepare for something you don't know is coming?''</w:t>
+        <w:t>Pablo Schreiber and Jena Malone attempt to provide an anchor for this listless character drama.</w:t>
         <w:br/>
-        <w:t xml:space="preserve">That's the question that ''Knock Down the House'' tries to answer, as it follows four long-shot candidates, all women, vying to unseat veteran Democratic politicians -- all men -- in the 2018 primaries. Arriving this week on Netflix and in select theaters, the film has already received rapturous attention and produced floods of inspired tears on the festival circuit, earning a top audience prize at Sundance this year, where Netflix bought it for a reported $10 million, a record for a documentary. </w:t>
+        <w:t xml:space="preserve">In one of the more fanciful sequences in the melodrama ''Lorelei,'' the film's protagonist, Wayland (Pablo Schreiber), dreams of his lover, Dolores (Jena Malone), on the beach. She beckons like a siren, beautiful until he gets close. Then Dolores screams, becoming a monster. The image presents a ham-handed metaphor, and it's indicative of the lack of imagination that hampers the literal-minded drama. </w:t>
         <w:br/>
-        <w:t xml:space="preserve">  For AOC fans -- and probably her critics, too -- it offers revealing footage of the upstart New York congresswoman before she became a media and political sensation: hauling ice at her day job as a bartender; confessing insecurities and reciting affirmations inside the modest Bronx apartment she shares with her boyfriend. She and the other women, in races across the country, deliver a warts-and-all look at what grass-roots campaigning means, with few restrictions for the filmmakers.</w:t>
+        <w:t xml:space="preserve">  When the movie begins, Wayland has just been released from a 15-year prison sentence. He returns home to rural Oregon, a world of dirty dive bars and motorcycle gangs. It's also where Wayland met his first love, Dolores, who is now a single mother of three, scraping by on not enough money and not enough social support.</w:t>
         <w:br/>
-        <w:t xml:space="preserve">  ''I kind of wanted to make the process as raw and as accessible as possible,'' Ocasio-Cortez, 29, said in a recent interview. A few months into office, she's still adjusting to the trappings of the role. ''Hey, this is Alex,'' she said at the beginning of the call, then caught herself: ''I guess Congresswoman ....'' Nope, not right either. ''You can call me Alexandria,'' she concluded and laughed.</w:t>
+        <w:t xml:space="preserve">  [Video:  Watch on YouTube.]</w:t>
         <w:br/>
-        <w:t xml:space="preserve">  She agreed to let a filmmaker tail her even before she filed her paperwork to run -- even before she had decided to run, really -- because she wanted to document how to organize an insurgent campaign, she said, especially as a working-class person. That sentiment was echoed by the other candidates: Cori Bush of St. Louis; Amy Vilela of Las Vegas; and Paula Jean Swearengin, from Coal City, W.Va. ''I felt that we had to stop reinventing the wheel every single time a normal person decided to run for office,'' Ocasio-Cortez said, ''and make it accessible, so we can learn and iterate. Our democracy is supposed to belong to everyday people.''</w:t>
+        <w:t xml:space="preserve">  The pair rekindle their romance, but Dolores is erratic, prone to mood swings, quick to accuse both Wayland and her kids of betrayals. Wayland is thrust into becoming the stabilizing force for an entire family, a responsibility he resents.</w:t>
         <w:br/>
-        <w:t xml:space="preserve">  For Rachel Lears, who directed and shot the movie, co-written with her husband, Robin Blotnick, who also edited it, it was a boots-on-the-ground investigation of how to change political power. ''I hope that this story does push people to think about participating in different ways,'' Lears, 41, said.</w:t>
+        <w:t xml:space="preserve">  As a first time feature filmmaker, the director Sabrina Doyle demonstrates an ability to create an environment for her rural, working class characters that feels specific and lived-in. Couches are never clear from clutter, wood-paneled homes have been stained by too many hard rains. Schreiber is hulking and tender, and Malone astutely plays her character as an overburdened adolescent, lost in the expectations of adulthood.</w:t>
         <w:br/>
-        <w:t xml:space="preserve">  She approached the progressive organizations Brand New Congress and, later, Justice Democrats, which were recruiting novice candidates; she interviewed two dozen of them, she said, including some men, before settling on the four women, because she thought that win or lose, they'd be compelling to watch. ''They all had very personal reasons for what they were doing,'' she said, catapulting themselves into politics out of family tragedy, economic hardship, environmental anguish or a quest for social justice. Their geographic diversity, gender and race -- in what became a historic midterm for women and people of color -- was meant to illustrate ''a group that would make a national movement,'' Lears said.</w:t>
+        <w:t xml:space="preserve">  But Doyle displays less adeptness with creating memorable images or narrative momentum. Her film plods through Wayland's disillusionment, with conflicts that feel repetitive and dreams that are mired in self-consciousness. The film is invested in accurately depicting the details of its character's lives, but its collection of studied impressions doesn't coalesce into a coherent final portrait.</w:t>
         <w:br/>
-        <w:t xml:space="preserve">  Still, said Blotnick, ''we were totally prepared for all four candidates to lose.''</w:t>
-        <w:br/>
-        <w:t xml:space="preserve">  Ocasio-Cortez's story became the movie's spine, in part because the couple was also based in New York -- their shoestring budget didn't allow them to travel to the other candidates as much. (They filmed for a year before getting outside financing, via Kickstarter; only after Ocasio-Cortez won her primary in June 2018 did they feel confident about securing industry backing.) Their son, now 3, also accompanied them on the road. ''We didn't have child care, so that was my job,'' Blotnick, 39, said.</w:t>
-        <w:br/>
-        <w:t xml:space="preserve">  Their working-parent juggle endeared them to their subjects, three of whom are mothers in their 40s and all of whom went without as they campaigned, too. Vilela, running for a House seat, quit her job as a financial executive and sold her family's home. ''We had to downsize everything,'' she said. ''We ended up going into debt.'' She wanted to be part of a political shift ''more than I loved the benefits of my lifestyle and the career I held.''</w:t>
-        <w:br/>
-        <w:t xml:space="preserve">  Equally tough was the choice to depict the emotional moment when she lost. ''As a businesswoman, you're always told, 'You should never let them see you cry,''' Vilela said. ''But at the end, it came down to: Darn it, I wish more of our politicians would cry.''</w:t>
-        <w:br/>
-        <w:t xml:space="preserve">  On primary night, she got a supportive call from Ocasio-Cortez. ''What I love about the vulnerability that we see, throughout this entire film from everybody -- it shows the world a different model of strength,'' Ocasio-Cortez said. ''You know, I'm like ugly crying on a screen.''</w:t>
-        <w:br/>
-        <w:t xml:space="preserve">  That her vulnerabilities may now be fodder for Republicans doesn't faze her. ''I already know they're going to screen grab shots of me crying and make memes out of it,'' she said. Bring it, was her message. ''I think the fact that you have nothing to hide is a huge and intimidating strength,'' she said.</w:t>
-        <w:br/>
-        <w:t xml:space="preserve">  Despite the filmmakers' repeated requests, Lears said, none of the women's opponents agreed to be interviewed for the documentary. Swearengin, a coal miner's daughter and environmental activist, who works as a medical biller, challenged the wealthy West Virginia Senator Joe Manchin. Institutional resistance, she said, came ''not only because I was a woman, but because I was a poor girl from the coal fields -- which was the appeal to a lot of West Virginians.'' (In a red state, she earned more votes than the winner in the Republican primary.)</w:t>
-        <w:br/>
-        <w:t xml:space="preserve">  Cori Bush, a St. Louis nurse who was active around the protests in Ferguson, Mo., and who ran against a long-term congressman, Lacy Clay, said she, too, felt pushback because of her identity. ''I heard things, wow,'' she said, like, ''I need to have a husband in order to run. I also heard that I needed to change my hair, that braids looked unprofessional. And if I wanted to get into certain rooms with real people who were real donors, I could never look like a nurse.''</w:t>
-        <w:br/>
-        <w:t xml:space="preserve">  But for her, part of the point of running was looking exactly like who she was. ''Representation is important,'' she said. ''I'm a nurse because I saw a black woman working as a nurse and that taught me that I can do this. And in the same way, I want other black girls to see that it's O.K., that you can do this.''</w:t>
-        <w:br/>
-        <w:t xml:space="preserve">  She has already filed to run again.</w:t>
-        <w:br/>
-        <w:t xml:space="preserve">  Given the filmmakers' access and Ocasio-Cortez's unprecedented trajectory, the movie could have just been about her. But they never considered eliminating the other women, said Blotnick, the editor. ''If we were only to show what happened in her race, we could risk falling into fairy-tale territory,'' he said.</w:t>
-        <w:br/>
-        <w:t xml:space="preserve">  If anything unsettled Ocasio-Cortez, it was exposing her relationship with her boyfriend, Riley Roberts, which the couple has otherwise tried to keep under wraps. ''It is this one part of my life that I've been able to take refuge in,'' she said. She was most nervous, she added, that Roberts, a web consultant who doesn't have a visible social media presence, would face the same scrutiny she has. No more sweatpants in public, she warned.</w:t>
-        <w:br/>
-        <w:t xml:space="preserve">  But being in the film was also therapeutic for her, she said, allowing her to reflect on the campaign as it happened. And as an origin story, she hopes it provides some clarity. ''Sometimes when I'm in D.C., people think I'm like this alien, you know?'' she said. Why are she and her squad of boundary-breaking newbie congresswomen so outspoken, so demanding? The movie has an answer: ''Because you see the blood, sweat and tears that it took just for us to get a seat at the table. It brings a different intensity and urgency.''</w:t>
-        <w:br/>
-        <w:t xml:space="preserve">  Watching the movie motivates her, too. ''It's a reminder of the energy that it took to get here, and what an enormous opportunity this is. It makes me feel like I have to squeeze every drop out of it.''</w:t>
+        <w:t xml:space="preserve">  LoreleiNot rated. Running time: 1 hour 51 minutes. In theaters and available to rent or buy on Apple TV, Google Play and other streaming platforms and pay TV operators.</w:t>
         <w:br/>
         <w:br/>
-        <w:t>https://www.nytimes.com/2019/05/03/movies/knock-down-the-house-netflix.html</w:t>
+        <w:t>https://www.nytimes.com/2021/07/29/movies/lorelei-review-a-rural-melodrama-lost-at-sea.html</w:t>
         <w:br/>
         <w:br/>
         <w:t>Graphic</w:t>
@@ -100,11 +74,7 @@
         <w:br/>
         <w:t xml:space="preserve"> </w:t>
         <w:br/>
-        <w:t>PHOTOS: Alexandria Ocasio-Cortez wanted to show how to organize an insurgent campaign. (PHOTOGRAPH BY NETFLIX, VIA ASSOCIATED PRESS) (C1)</w:t>
-        <w:br/>
-        <w:t>Alexandria Ocasio-Cortez, now a congresswoman from New York, above, and Cori Bush, far left, of St. Louis, who plans to run for Congress again in 2020, in scenes from ''Knock Down the House,'' a film by Rachel Lears and Robin Blotnick, near left. (PHOTOGRAPHS BY NETFLIX</w:t>
-        <w:br/>
-        <w:t xml:space="preserve"> TAWNI BANNISTER FOR THE NEW YORK TIMES) (C5)</w:t>
+        <w:t>PHOTO: Jena Malone and Pablo Schreiber in ''Lorelei.'' (PHOTOGRAPH BY Vertical Entertainment FOR THE NEW YORK TIMES)</w:t>
       </w:r>
     </w:p>
     <w:sectPr>

--- a/example_articles/states/Oregon/3.states_Oregon_New_York_Times.docx
+++ b/example_articles/states/Oregon/3.states_Oregon_New_York_Times.docx
@@ -7,7 +7,7 @@
         <w:pStyle w:val="Heading1"/>
       </w:pPr>
       <w:r>
-        <w:t>Lorelei</w:t>
+        <w:t>Why I'm Supporting Bernie</w:t>
       </w:r>
     </w:p>
     <w:p>
@@ -17,17 +17,17 @@
     </w:p>
     <w:p>
       <w:r>
-        <w:t>Date: 2021-07-30</w:t>
+        <w:t>Date: 2016-04-13</w:t>
       </w:r>
     </w:p>
     <w:p>
       <w:r>
-        <w:t>Section: Section C; Column 0; Movies, Performing Arts/Weekend Desk; Pg. 4</w:t>
+        <w:t>Section: Section A; Column 0; Editorial Desk; Pg. 25; OP-ED CONTRIBUTOR</w:t>
       </w:r>
     </w:p>
     <w:p>
       <w:r>
-        <w:t>Source file: NYT/7.DOCX</w:t>
+        <w:t>Source file: NYT/16.DOCX</w:t>
       </w:r>
     </w:p>
     <w:p>
@@ -49,32 +49,48 @@
     </w:p>
     <w:p>
       <w:r>
-        <w:t>Pablo Schreiber and Jena Malone attempt to provide an anchor for this listless character drama.</w:t>
+        <w:t>NO decision we make as Americans more dramatically affects the direction of our country than our choice for president. He or she is more than the manager of the executive branch, commander in chief or appointer of judges. The president reflects, but also helps define, our national values, priorities and direction.</w:t>
         <w:br/>
-        <w:t xml:space="preserve">In one of the more fanciful sequences in the melodrama ''Lorelei,'' the film's protagonist, Wayland (Pablo Schreiber), dreams of his lover, Dolores (Jena Malone), on the beach. She beckons like a siren, beautiful until he gets close. Then Dolores screams, becoming a monster. The image presents a ham-handed metaphor, and it's indicative of the lack of imagination that hampers the literal-minded drama. </w:t>
+        <w:t xml:space="preserve">After considering the biggest challenges facing our nation and the future I want for my children and our country, I have decided to become the first member of the Senate to support my colleague Bernie Sanders for president. </w:t>
         <w:br/>
-        <w:t xml:space="preserve">  When the movie begins, Wayland has just been released from a 15-year prison sentence. He returns home to rural Oregon, a world of dirty dive bars and motorcycle gangs. It's also where Wayland met his first love, Dolores, who is now a single mother of three, scraping by on not enough money and not enough social support.</w:t>
+        <w:t xml:space="preserve">  I grew up in working-class Oregon. On a single income, my parents could buy a home, take a vacation and help pay for college. My father worked with his hands as a millwright and built a middle-class life for us.</w:t>
         <w:br/>
-        <w:t xml:space="preserve">  [Video:  Watch on YouTube.]</w:t>
+        <w:t xml:space="preserve">  My parents believed in education and they believed in the United States. When I was young, my father took me to the grade school and told me that if I went through those doors, and worked hard, I could do just about anything because we lived in America. My dad was right.</w:t>
         <w:br/>
-        <w:t xml:space="preserve">  The pair rekindle their romance, but Dolores is erratic, prone to mood swings, quick to accuse both Wayland and her kids of betrayals. Wayland is thrust into becoming the stabilizing force for an entire family, a responsibility he resents.</w:t>
+        <w:t xml:space="preserve">  Years later, my family and I still live in the same working-class community I grew up in. But America has gone off track, and the outlook for the kids growing up there is a lot gloomier today than 40 years ago.</w:t>
         <w:br/>
-        <w:t xml:space="preserve">  As a first time feature filmmaker, the director Sabrina Doyle demonstrates an ability to create an environment for her rural, working class characters that feels specific and lived-in. Couches are never clear from clutter, wood-paneled homes have been stained by too many hard rains. Schreiber is hulking and tender, and Malone astutely plays her character as an overburdened adolescent, lost in the expectations of adulthood.</w:t>
+        <w:t xml:space="preserve">  Many middle-class Americans are working longer for less income than decades ago, even while big-ticket expenses like housing, health care and college have relentlessly pushed higher.</w:t>
         <w:br/>
-        <w:t xml:space="preserve">  But Doyle displays less adeptness with creating memorable images or narrative momentum. Her film plods through Wayland's disillusionment, with conflicts that feel repetitive and dreams that are mired in self-consciousness. The film is invested in accurately depicting the details of its character's lives, but its collection of studied impressions doesn't coalesce into a coherent final portrait.</w:t>
+        <w:t xml:space="preserve">  It is not that America is less wealthy than 40 years ago -- quite the contrary. The problem is that our economy, both by accident and design, has become rigged to make a fortunate few very well off while leaving most Americans struggling to keep up.</w:t>
         <w:br/>
-        <w:t xml:space="preserve">  LoreleiNot rated. Running time: 1 hour 51 minutes. In theaters and available to rent or buy on Apple TV, Google Play and other streaming platforms and pay TV operators.</w:t>
+        <w:t xml:space="preserve">  And as economic power has become more concentrated, so too has political power. Special interests, aided by their political and judicial allies, have exercised an ever-tighter grip on our political system, from the rise of unlimited, secret campaign spending to a voter suppression movement.</w:t>
+        <w:br/>
+        <w:t xml:space="preserve">  Under President Obama's leadership, our country is fairer and more prosperous for all than it was seven years ago. But as we look toward the next administration, there is far more work to do. We need urgency. We need big ideas. We need to rethink the status quo.</w:t>
+        <w:br/>
+        <w:t xml:space="preserve">  Unlike the Republican primary circus, Democrats have a choice between two candidates with lifelong track records of fighting for economic opportunity and who are committed to America's being a force for peace and stability and who are eager to meet today's challenges and move our country forward for all its citizens, together.</w:t>
+        <w:br/>
+        <w:t xml:space="preserve">  From her time advocating for children as a young lawyer to her work as first lady of Arkansas and the United States, and as a senator and secretary of state, Hillary Clinton has a remarkable record. She would be a strong and capable president.</w:t>
+        <w:br/>
+        <w:t xml:space="preserve">  But Bernie Sanders is boldly and fiercely addressing the biggest challenges facing our country.</w:t>
+        <w:br/>
+        <w:t xml:space="preserve">  He has opposed trade deals with nations that pay their workers as little as a dollar an hour. Such deals have caused good jobs to move overseas and undermined the leverage of American workers to bargain for a fair share of the wealth they create in our remaining factories.</w:t>
+        <w:br/>
+        <w:t xml:space="preserve">  He has passionately advocated for pivoting from fossil fuels to renewable energy to save our planet from global warming -- the greatest threat facing humanity. He recognizes that to accomplish this we must keep the vast bulk of the world's fossil fuels in the ground.</w:t>
+        <w:br/>
+        <w:t xml:space="preserve">  Bernie is a determined leader in taking on the concentration of campaign cash from the mega-wealthy that is corrupting the vision of opportunity embedded in our Constitution.</w:t>
+        <w:br/>
+        <w:t xml:space="preserve">  And he has been unflinching in taking on predatory lending, as well as the threats to our economy from high-risk strategies at our biggest banks.</w:t>
+        <w:br/>
+        <w:t xml:space="preserve">  It has been noted that Bernie has an uphill battle ahead of him to win the Democratic nomination. But his leadership on these issues and his willingness to fearlessly stand up to the powers that be have galvanized a grass-roots movement. People know that we don't just need better policies, we need a wholesale rethinking of how our economy and our politics work, and for whom they work.</w:t>
+        <w:br/>
+        <w:t xml:space="preserve">  The first three words of the Constitution, in bold script, are ''We the People.'' The American story is a journey of continuous striving to more fully realize our founding principles of hope and opportunity for all.</w:t>
+        <w:br/>
+        <w:t xml:space="preserve">  It is time to recommit ourselves to that vision of a country that measures our nation's success not at the boardroom table, but at kitchen tables across America. Bernie Sanders stands for that America, and so I stand with Bernie Sanders for president.</w:t>
+        <w:br/>
+        <w:t xml:space="preserve">  Follow The New York Times Opinion section on Facebook and Twitter, and sign up for the Opinion Today newsletter. </w:t>
         <w:br/>
         <w:br/>
-        <w:t>https://www.nytimes.com/2021/07/29/movies/lorelei-review-a-rural-melodrama-lost-at-sea.html</w:t>
-        <w:br/>
-        <w:br/>
-        <w:t>Graphic</w:t>
-        <w:br/>
-        <w:br/>
-        <w:t xml:space="preserve"> </w:t>
-        <w:br/>
-        <w:t>PHOTO: Jena Malone and Pablo Schreiber in ''Lorelei.'' (PHOTOGRAPH BY Vertical Entertainment FOR THE NEW YORK TIMES)</w:t>
+        <w:t>http://www.nytimes.com/2016/04/13/opinion/why-im-supporting-bernie-sanders.html</w:t>
       </w:r>
     </w:p>
     <w:sectPr>

--- a/example_articles/states/Oregon/3.states_Oregon_New_York_Times.docx
+++ b/example_articles/states/Oregon/3.states_Oregon_New_York_Times.docx
@@ -7,7 +7,7 @@
         <w:pStyle w:val="Heading1"/>
       </w:pPr>
       <w:r>
-        <w:t>Why I'm Supporting Bernie</w:t>
+        <w:t>Can Minor League Baseball Survive Its Real Estate Problems?</w:t>
       </w:r>
     </w:p>
     <w:p>
@@ -17,17 +17,17 @@
     </w:p>
     <w:p>
       <w:r>
-        <w:t>Date: 2016-04-13</w:t>
+        <w:t>Date: 2024-04-07</w:t>
       </w:r>
     </w:p>
     <w:p>
       <w:r>
-        <w:t>Section: Section A; Column 0; Editorial Desk; Pg. 25; OP-ED CONTRIBUTOR</w:t>
+        <w:t>Section: BUSINESS</w:t>
       </w:r>
     </w:p>
     <w:p>
       <w:r>
-        <w:t>Source file: NYT/16.DOCX</w:t>
+        <w:t>Source file: NYT/4.DOCX</w:t>
       </w:r>
     </w:p>
     <w:p>
@@ -49,48 +49,99 @@
     </w:p>
     <w:p>
       <w:r>
-        <w:t>NO decision we make as Americans more dramatically affects the direction of our country than our choice for president. He or she is more than the manager of the executive branch, commander in chief or appointer of judges. The president reflects, but also helps define, our national values, priorities and direction.</w:t>
+        <w:t>Ed Willson has a jar filled with dirt sitting on his desk.</w:t>
         <w:br/>
-        <w:t xml:space="preserve">After considering the biggest challenges facing our nation and the future I want for my children and our country, I have decided to become the first member of the Senate to support my colleague Bernie Sanders for president. </w:t>
+        <w:t>For more than 40 years, Mr. Willson has been a fan of the minor league baseball team in Eugene, Ore., the Emeralds, and a season-ticket holder for 22 seasons. He was crushed when Civic Stadium, the longtime home of the team, burned to the ground in 2015. "It was a serious heartbreak," Mr. Willson said.</w:t>
         <w:br/>
-        <w:t xml:space="preserve">  I grew up in working-class Oregon. On a single income, my parents could buy a home, take a vacation and help pay for college. My father worked with his hands as a millwright and built a middle-class life for us.</w:t>
+        <w:t>After the fire, Mr. Willson made a pilgrimage to the scorched diamond, where he filled a plastic bag with dirt from the pitcher's mound that he considered sacred. He planned to give it to the team when it began construction on its new stadium.</w:t>
         <w:br/>
-        <w:t xml:space="preserve">  My parents believed in education and they believed in the United States. When I was young, my father took me to the grade school and told me that if I went through those doors, and worked hard, I could do just about anything because we lived in America. My dad was right.</w:t>
+        <w:t>Nine years later, the dirt is still on Mr. Willson's desk. The Emeralds are still without a permanent home. And there's a risk that the team, after 69 seasons, may leave town altogether.</w:t>
         <w:br/>
-        <w:t xml:space="preserve">  Years later, my family and I still live in the same working-class community I grew up in. But America has gone off track, and the outlook for the kids growing up there is a lot gloomier today than 40 years ago.</w:t>
+        <w:t>Although the Emeralds (also known for their Sasquatch mascot, Sluggo) have survived wildfires, losing seasons, recessions, Major League Baseball's 2020 reorganization of the minor leagues and Covid, they are a team without a ballpark.</w:t>
         <w:br/>
-        <w:t xml:space="preserve">  Many middle-class Americans are working longer for less income than decades ago, even while big-ticket expenses like housing, health care and college have relentlessly pushed higher.</w:t>
+        <w:t>And the debate about the Emeralds' fate — in the birthplace of Nike, no less — is a testament to the struggle for affordable, in-person sports to survive in the current Gilded Age.</w:t>
         <w:br/>
-        <w:t xml:space="preserve">  It is not that America is less wealthy than 40 years ago -- quite the contrary. The problem is that our economy, both by accident and design, has become rigged to make a fortunate few very well off while leaving most Americans struggling to keep up.</w:t>
+        <w:t>Nor are the Emeralds the only minor league baseball team that has reached a crisis point as a result of a ballpark problem. In 2020, Major League Baseball imposed new guidelines for its minor league stadiums. They include LED lighting, changing rooms for women, new fencing, expanded training facilities and a larger clubhouse. Those fixes are pricey.</w:t>
         <w:br/>
-        <w:t xml:space="preserve">  And as economic power has become more concentrated, so too has political power. Special interests, aided by their political and judicial allies, have exercised an ever-tighter grip on our political system, from the rise of unlimited, secret campaign spending to a voter suppression movement.</w:t>
+        <w:t>In California, the Visalia Rawhide are fighting for stadium improvement funds, an earshot away from a childhood home of the Hollywood baseball star Kevin Costner. (If you build it, they will come?) Up north on Interstate 5 in Oregon, the Hillsboro Hops find themselves in a similar predicament as the Emeralds, and are also lobbying lawmakers for funding for a new park, as are the Everett AquaSox in Washington. Even North Carolina's Durham Bulls, of "Bull Durham" fame, were gobsmacked by their renovation price tag and reached out for $9.1 million in city funding. The Lancaster JetHawks in California shut down in 2021 in part because of the city's lack of interest in maintaining the team's ballpark.</w:t>
         <w:br/>
-        <w:t xml:space="preserve">  Under President Obama's leadership, our country is fairer and more prosperous for all than it was seven years ago. But as we look toward the next administration, there is far more work to do. We need urgency. We need big ideas. We need to rethink the status quo.</w:t>
+        <w:t>"I hate to think about the team leaving," Mr. Willson said of the Emeralds. "It would be one more resource that the community has lost."</w:t>
         <w:br/>
-        <w:t xml:space="preserve">  Unlike the Republican primary circus, Democrats have a choice between two candidates with lifelong track records of fighting for economic opportunity and who are committed to America's being a force for peace and stability and who are eager to meet today's challenges and move our country forward for all its citizens, together.</w:t>
+        <w:t>In recent years, the Emeralds have played their games at PK Park, the University of Oregon's baseball stadium, and fans have consistently filled the newer, less wood-splintered stands. Before 2020, when the team had a shorter, 76-game season (half of them at home), it averaged more than 20 sellouts of more than 3,600 tickets. In a restricted return during Covid in 2021, the team sold 84,000 tickets, the first time it had dipped below 100,000 in generations. Last year, in 58 games at PK Park, the team sold 150,000 tickets, roughly the population of Eugene.</w:t>
         <w:br/>
-        <w:t xml:space="preserve">  From her time advocating for children as a young lawyer to her work as first lady of Arkansas and the United States, and as a senator and secretary of state, Hillary Clinton has a remarkable record. She would be a strong and capable president.</w:t>
+        <w:t>In their temporary home, the Emeralds, a San Francisco Giants affiliate, ended their 2021 season in first place after being promoted to the high-A class, the third-highest level in the minors (below triple-A and double-A but above single-A), and have had their league's best record in two of the last three seasons. Casey Schmitt, an infielder who made his major league debut with the Giants last year, was an Emerald in 2022.</w:t>
         <w:br/>
-        <w:t xml:space="preserve">  But Bernie Sanders is boldly and fiercely addressing the biggest challenges facing our country.</w:t>
+        <w:t>But the team's PK Park lease ends in 2030, and the league has also imposed fund-raising deadlines that the Emeralds are not meeting. The team is more than $50 million short of the estimated $90 million it will take to build a permanent home.</w:t>
         <w:br/>
-        <w:t xml:space="preserve">  He has opposed trade deals with nations that pay their workers as little as a dollar an hour. Such deals have caused good jobs to move overseas and undermined the leverage of American workers to bargain for a fair share of the wealth they create in our remaining factories.</w:t>
+        <w:t>"We really love the Ems," Eugene's mayor, Lucy Vinis, said. "We'd love to keep them. We also don't have the money. It's a very painful conflict."</w:t>
         <w:br/>
-        <w:t xml:space="preserve">  He has passionately advocated for pivoting from fossil fuels to renewable energy to save our planet from global warming -- the greatest threat facing humanity. He recognizes that to accomplish this we must keep the vast bulk of the world's fossil fuels in the ground.</w:t>
+        <w:t>Cheap, Fan-Focused and Quirky</w:t>
         <w:br/>
-        <w:t xml:space="preserve">  Bernie is a determined leader in taking on the concentration of campaign cash from the mega-wealthy that is corrupting the vision of opportunity embedded in our Constitution.</w:t>
+        <w:t>Students at the University of Oregon come and go, but Emeralds games, cheap, scrappy and often rowdy, are for locals. There are rumors that the Emeralds, founded in 1955, inspired the Springfield Isotopes, the team in Oregon-bred Matt Groening's "The Simpsons." (A lawyer for Mr. Groening declined to comment, citing Mr. Groening's schedule.) The Hall of Famers Mike Schmidt and Jim Bunning spent time in the Emeralds' dugout — Mr. Bunning as their manager — and another Hall of Famer, Reggie Jackson, played in Eugene as an opponent.</w:t>
         <w:br/>
-        <w:t xml:space="preserve">  And he has been unflinching in taking on predatory lending, as well as the threats to our economy from high-risk strategies at our biggest banks.</w:t>
+        <w:t>Much has changed in Eugene since then. Nike became Nike. Its co-founder and chairman emeritus, Phil Knight, has funneled hundreds of millions of dollars into the construction of world-class sporting facilities in town for the University of Oregon Ducks.</w:t>
         <w:br/>
-        <w:t xml:space="preserve">  It has been noted that Bernie has an uphill battle ahead of him to win the Democratic nomination. But his leadership on these issues and his willingness to fearlessly stand up to the powers that be have galvanized a grass-roots movement. People know that we don't just need better policies, we need a wholesale rethinking of how our economy and our politics work, and for whom they work.</w:t>
+        <w:t>Meanwhile, in the tradition of minor league clubs everywhere, the Emeralds stayed proudly cheap, fan-focused and quirky. The team hosts a themed Grateful Dead night, when tie-dye is encouraged. The Emeralds were early to embrace Pride colors on their jerseys and play several games each season as the Monarcas, a tribute to Latin American players and fans.</w:t>
         <w:br/>
-        <w:t xml:space="preserve">  The first three words of the Constitution, in bold script, are ''We the People.'' The American story is a journey of continuous striving to more fully realize our founding principles of hope and opportunity for all.</w:t>
+        <w:t>In an effort to appeal to a coastal Oregon town, Florence, in 2023 the team announced an "alternate identity" as the Exploding Whales, a nod to the 1970 dynamite-fueled removal of a dead whale on the rugged shore. That event lives on thanks to viral interest on the internet, and the team sold out of Exploding Whales merchandise within 90 seconds of its debut.)</w:t>
         <w:br/>
-        <w:t xml:space="preserve">  It is time to recommit ourselves to that vision of a country that measures our nation's success not at the boardroom table, but at kitchen tables across America. Bernie Sanders stands for that America, and so I stand with Bernie Sanders for president.</w:t>
+        <w:t>Minor league teams are quiet warriors against the rising expense of watching sports in person. The average price of a National Football League ticket last season was $377, according to TicketSmarter, plus parking and concessions, Multiply that by four and a family outing can easily slide into four figures.</w:t>
         <w:br/>
-        <w:t xml:space="preserve">  Follow The New York Times Opinion section on Facebook and Twitter, and sign up for the Opinion Today newsletter. </w:t>
+        <w:t>Baseball's major league teams have tried to maintain more affordable ticket prices, offering nosebleeds at some venues for as low as $6. But still, in 2023, the average cost for a family of four to attend a major league game, including parking and concessions, was $266.58, up 4.5 percent from the previous year, according to the MLB Fan Cost Index. (For the Boston Red Sox or New York Yankees, that number can soar near $400.)</w:t>
         <w:br/>
+        <w:t>That makes minor league games, where box seats can be had for $10 and a hot dog still costs a few bucks, a haven for the working class and families with young children. (Yet some fans still bristle at the increasing costs of minor league ball in larger markets, such as a $25 ticket to see the Cyclones in Brooklyn.)</w:t>
         <w:br/>
-        <w:t>http://www.nytimes.com/2016/04/13/opinion/why-im-supporting-bernie-sanders.html</w:t>
+        <w:t>The bargain economics also applied to the players. Perhaps too much. Minor leaguers won major victories last year in terms of pay, health insurance, and name, image and likeness rights. Still, Mr. Schmitt remembered that during his 2022 stint with the Ems, players used a tent for a locker room at PK Park and he had to find a gym in town where he could do his weight training.</w:t>
+        <w:br/>
+        <w:t>"It was a little tough at first," Mr. Schmitt said.</w:t>
+        <w:br/>
+        <w:t>The ghost stories of lost teams and empty ballparks are all too real for the Emeralds' general manager, Allan Benavides.</w:t>
+        <w:br/>
+        <w:t>"There's kind of this sense in the city that we've always been here," he said. "They're never going to go anywhere, right? There are some folks I talk to in town who just think it's like crying wolf. Or: 'Come on, if you don't get it, what are they going to do? Move you?' And the answer is, 'Yeah.'"</w:t>
+        <w:br/>
+        <w:t>Searching for Funds</w:t>
+        <w:br/>
+        <w:t>The proposed stadium has no greater advocate than Mr. Benavides, going into his 15th season as the Emeralds' general manager.</w:t>
+        <w:br/>
+        <w:t>A Los Angeles-bred Dodgers fan (who now roots for the Giants, much to his mother's dismay), he has spent years lobbying lawmakers, petitioning fans and writing opinion essays about the team's "existential crisis."</w:t>
+        <w:br/>
+        <w:t>Advocates for the team announced a proposal that would build a stadium at the Lane County Fairgrounds, seating 4,350 for baseball and up to 10,000 for concerts. The price tag: $90 million. In addition to baseball games and concerts, the stadium would host youth sports, mixed martial arts and boxing events, and high school graduations, as well as have potential for disaster relief, Mr. Benavides said.</w:t>
+        <w:br/>
+        <w:t>He talks through his funding map like the coaching staff running through the roster and players' statistics. As of now, the Emeralds are counting on $35 million from a county lodging tax. County commissioners need to give final clearance for revenue from the hotel tax, which was passed in 2022, to go toward the stadium. The team also needs $15 million from a city bond issue, which voters will decide on May 21.</w:t>
+        <w:br/>
+        <w:t>Thanks in part to an appearance by Sluggo at the statehouse in Salem, the Emeralds have received $15 million from a state appropriation. They also have $1.5 million in federal funds and $23.5 million committed by the Emeralds organization in their coffers.</w:t>
+        <w:br/>
+        <w:t>So, $50 million of it is in flux.</w:t>
+        <w:br/>
+        <w:t>To make his case, Mr. Benavides points to a 2023 analysis from ECOnorthwest, a public policy firm, that estimated the stadium's construction would stimulate $127.8 million in economic output and $47.9 million in labor income.</w:t>
+        <w:br/>
+        <w:t>In minor league baseball, the parent club (the Giants) pays for players but typically does not finance ballparks, which are generally owned and operated independently of their parent teams. It's a dynamic that can leave a privately or taxpayer-funded stadium in the lurch.</w:t>
+        <w:br/>
+        <w:t>The Emeralds' owner, the Elmore Sports Group, a Bloomington, Ind., conglomerate of several minor league teams, would not own the stadium; Lane County would. Thus, Elmore Sports holds the option to move the team.</w:t>
+        <w:br/>
+        <w:t>"As owners, we see ourselves as the caretakers, stewards of the teams," said D.G. Elmore, the group's chairman, whose father, Dave, bought the team in the mid-1980s and died last year. "We don't see it, the possibility of moving teams. I desperately hope we don't have to do it."</w:t>
+        <w:br/>
+        <w:t>Red Tape at the Fairgrounds</w:t>
+        <w:br/>
+        <w:t>The fairgrounds complex, where the proposed stadium would be erected, sits in the Jefferson Westside part of Eugene, walking distance from downtown, which has struggled with a recent increase in homelessness and drug use.</w:t>
+        <w:br/>
+        <w:t>The neighborhood surrounding the site is filled with lawn signs for and against the stadium. "No! Stadium at the fairgrounds" may live next door to an image of Sluggo's outstretched green, fuzzy arms and "Play ball at the fairgrounds!"</w:t>
+        <w:br/>
+        <w:t>The board of the Jefferson Westside Neighbors, the area that encompasses the fairgrounds and surrounding residences, voted in favor of the stadium.</w:t>
+        <w:br/>
+        <w:t>"I'm not sporty, and I don't follow baseball," Ted Coopman, the board's chair, said. The fairgrounds have a large indoor space used for a Holiday Market and conferences year round, wide parking lots where carnival rides bloom in the summer, and barns for livestock vying for blue ribbons, "but their dairy barns are from the turn of the century and not the most recent one," Mr. Coopman added. "It really needs some help, and it seems like a good way to modernize it and bring more people into the neighborhood."</w:t>
+        <w:br/>
+        <w:t>Chief among the critics is Taxpayers for Transparency, a group of stadium opponents largely led by the city's hoteliers. They argue that the public shouldn't pay for the stadium and that Elmore Sports, a for-profit, out-of-state entity, should not occupy land owned by the county. They have also raised concern about the long-term costs and the lack of guarantees that a new ballpark would keep the Emeralds in town.</w:t>
+        <w:br/>
+        <w:t>As a season of red tape looms, Mr. Benavides will be strategizing in the front office. While he dreams of Shohei Ohtani's sneezing up some of his $700 million contract with the Dodgers, he's not relying on it.</w:t>
+        <w:br/>
+        <w:t>He needs the city bonds to pass on May 21, the lodging tax revenue and then the county commissioners' approval on everything.</w:t>
+        <w:br/>
+        <w:t>As for Mr. Willson, the Ems superfan, he'll continue to lobby his lawmakers, with his jar of pitcher's mound dirt looking back at him.</w:t>
+        <w:br/>
+        <w:t>"It's starting to feel like we need a miracle to get the funding," he said. "Fortunately, this is baseball. So miracles happen all the time. I'm hopeful."</w:t>
+        <w:br/>
+        <w:t>PHOTOS: Top, Tanner O'Tremba during a Eugene Emeralds' practice this month. Above, from left: Allan Benavides, the team's general manager; the University of Oregon's PK Park, which the team uses because a fire destroyed its stadium; and the players try to focus on moving up to the next level. Far left, the team's PK Park lease ends in 2030. (PHOTOGRAPHS BY CELESTE NOCHE FOR THE NEW YORK TIMES) (BU4) This article appeared in print on page BU1, BU4.</w:t>
       </w:r>
     </w:p>
     <w:sectPr>
